--- a/ApexCoach_Logic_Algorithm_Spec_v1.0.docx
+++ b/ApexCoach_Logic_Algorithm_Spec_v1.0.docx
@@ -14515,6 +14515,20 @@
                 <w:sz w:val="17"/>
                 <w:szCs w:val="17"/>
               </w:rPr>
+              <w:t xml:space="preserve">    Boundaries are rounded to the nearest bpm, not truncated — see docs/adr/0009.</w:t>
+            </w:r>
+          </w:p>
+          <w:p>
+            <w:pPr>
+              <w:spacing w:after="20" w:before="20"/>
+            </w:pPr>
+            <w:r>
+              <w:rPr>
+                <w:rFonts w:ascii="Courier New" w:cs="Courier New" w:eastAsia="Courier New" w:hAnsi="Courier New"/>
+                <w:color w:val="1A3A5C"/>
+                <w:sz w:val="17"/>
+                <w:szCs w:val="17"/>
+              </w:rPr>
               <w:t xml:space="preserve">    '''</w:t>
             </w:r>
           </w:p>
@@ -14571,63 +14585,63 @@
                 <w:sz w:val="17"/>
                 <w:szCs w:val="17"/>
               </w:rPr>
-              <w:t xml:space="preserve">        'zone1': (resting_hr + int(0.50 * hrr), resting_hr + int(0.60 * hrr)),</w:t>
-            </w:r>
-          </w:p>
-          <w:p>
-            <w:pPr>
-              <w:spacing w:after="20" w:before="20"/>
-            </w:pPr>
-            <w:r>
-              <w:rPr>
-                <w:rFonts w:ascii="Courier New" w:cs="Courier New" w:eastAsia="Courier New" w:hAnsi="Courier New"/>
-                <w:color w:val="1A3A5C"/>
-                <w:sz w:val="17"/>
-                <w:szCs w:val="17"/>
-              </w:rPr>
-              <w:t xml:space="preserve">        'zone2': (resting_hr + int(0.60 * hrr), resting_hr + int(0.70 * hrr)),</w:t>
-            </w:r>
-          </w:p>
-          <w:p>
-            <w:pPr>
-              <w:spacing w:after="20" w:before="20"/>
-            </w:pPr>
-            <w:r>
-              <w:rPr>
-                <w:rFonts w:ascii="Courier New" w:cs="Courier New" w:eastAsia="Courier New" w:hAnsi="Courier New"/>
-                <w:color w:val="1A3A5C"/>
-                <w:sz w:val="17"/>
-                <w:szCs w:val="17"/>
-              </w:rPr>
-              <w:t xml:space="preserve">        'zone3': (resting_hr + int(0.70 * hrr), resting_hr + int(0.80 * hrr)),</w:t>
-            </w:r>
-          </w:p>
-          <w:p>
-            <w:pPr>
-              <w:spacing w:after="20" w:before="20"/>
-            </w:pPr>
-            <w:r>
-              <w:rPr>
-                <w:rFonts w:ascii="Courier New" w:cs="Courier New" w:eastAsia="Courier New" w:hAnsi="Courier New"/>
-                <w:color w:val="1A3A5C"/>
-                <w:sz w:val="17"/>
-                <w:szCs w:val="17"/>
-              </w:rPr>
-              <w:t xml:space="preserve">        'zone4': (resting_hr + int(0.80 * hrr), resting_hr + int(0.90 * hrr)),</w:t>
-            </w:r>
-          </w:p>
-          <w:p>
-            <w:pPr>
-              <w:spacing w:after="20" w:before="20"/>
-            </w:pPr>
-            <w:r>
-              <w:rPr>
-                <w:rFonts w:ascii="Courier New" w:cs="Courier New" w:eastAsia="Courier New" w:hAnsi="Courier New"/>
-                <w:color w:val="1A3A5C"/>
-                <w:sz w:val="17"/>
-                <w:szCs w:val="17"/>
-              </w:rPr>
-              <w:t xml:space="preserve">        'zone5': (resting_hr + int(0.90 * hrr), max_hr),</w:t>
+              <w:t xml:space="preserve">        'zone1': (resting_hr + round(0.50 * hrr), resting_hr + round(0.60 * hrr)),</w:t>
+            </w:r>
+          </w:p>
+          <w:p>
+            <w:pPr>
+              <w:spacing w:after="20" w:before="20"/>
+            </w:pPr>
+            <w:r>
+              <w:rPr>
+                <w:rFonts w:ascii="Courier New" w:cs="Courier New" w:eastAsia="Courier New" w:hAnsi="Courier New"/>
+                <w:color w:val="1A3A5C"/>
+                <w:sz w:val="17"/>
+                <w:szCs w:val="17"/>
+              </w:rPr>
+              <w:t xml:space="preserve">        'zone2': (resting_hr + round(0.60 * hrr), resting_hr + round(0.70 * hrr)),</w:t>
+            </w:r>
+          </w:p>
+          <w:p>
+            <w:pPr>
+              <w:spacing w:after="20" w:before="20"/>
+            </w:pPr>
+            <w:r>
+              <w:rPr>
+                <w:rFonts w:ascii="Courier New" w:cs="Courier New" w:eastAsia="Courier New" w:hAnsi="Courier New"/>
+                <w:color w:val="1A3A5C"/>
+                <w:sz w:val="17"/>
+                <w:szCs w:val="17"/>
+              </w:rPr>
+              <w:t xml:space="preserve">        'zone3': (resting_hr + round(0.70 * hrr), resting_hr + round(0.80 * hrr)),</w:t>
+            </w:r>
+          </w:p>
+          <w:p>
+            <w:pPr>
+              <w:spacing w:after="20" w:before="20"/>
+            </w:pPr>
+            <w:r>
+              <w:rPr>
+                <w:rFonts w:ascii="Courier New" w:cs="Courier New" w:eastAsia="Courier New" w:hAnsi="Courier New"/>
+                <w:color w:val="1A3A5C"/>
+                <w:sz w:val="17"/>
+                <w:szCs w:val="17"/>
+              </w:rPr>
+              <w:t xml:space="preserve">        'zone4': (resting_hr + round(0.80 * hrr), resting_hr + round(0.90 * hrr)),</w:t>
+            </w:r>
+          </w:p>
+          <w:p>
+            <w:pPr>
+              <w:spacing w:after="20" w:before="20"/>
+            </w:pPr>
+            <w:r>
+              <w:rPr>
+                <w:rFonts w:ascii="Courier New" w:cs="Courier New" w:eastAsia="Courier New" w:hAnsi="Courier New"/>
+                <w:color w:val="1A3A5C"/>
+                <w:sz w:val="17"/>
+                <w:szCs w:val="17"/>
+              </w:rPr>
+              <w:t xml:space="preserve">        'zone5': (resting_hr + round(0.90 * hrr), max_hr),</w:t>
             </w:r>
           </w:p>
           <w:p>
@@ -15107,7 +15121,7 @@
                 <w:sz w:val="20"/>
                 <w:szCs w:val="20"/>
               </w:rPr>
-              <w:t xml:space="preserve">192</w:t>
+              <w:t>192</w:t>
             </w:r>
           </w:p>
         </w:tc>
@@ -15135,7 +15149,7 @@
                 <w:sz w:val="20"/>
                 <w:szCs w:val="20"/>
               </w:rPr>
-              <w:t xml:space="preserve">48</w:t>
+              <w:t>48</w:t>
             </w:r>
           </w:p>
         </w:tc>
@@ -15163,7 +15177,7 @@
                 <w:sz w:val="20"/>
                 <w:szCs w:val="20"/>
               </w:rPr>
-              <w:t xml:space="preserve">134-149</w:t>
+              <w:t>134-149</w:t>
             </w:r>
           </w:p>
         </w:tc>
@@ -15191,7 +15205,7 @@
                 <w:sz w:val="20"/>
                 <w:szCs w:val="20"/>
               </w:rPr>
-              <w:t xml:space="preserve">163-178</w:t>
+              <w:t>163-178</w:t>
             </w:r>
           </w:p>
         </w:tc>
@@ -15219,7 +15233,7 @@
                 <w:sz w:val="20"/>
                 <w:szCs w:val="20"/>
               </w:rPr>
-              <w:t xml:space="preserve">Reference case (your approx values)</w:t>
+              <w:t>Reference case</w:t>
             </w:r>
           </w:p>
         </w:tc>
@@ -15249,7 +15263,7 @@
                 <w:sz w:val="20"/>
                 <w:szCs w:val="20"/>
               </w:rPr>
-              <w:t xml:space="preserve">185</w:t>
+              <w:t>185</w:t>
             </w:r>
           </w:p>
         </w:tc>
@@ -15277,7 +15291,7 @@
                 <w:sz w:val="20"/>
                 <w:szCs w:val="20"/>
               </w:rPr>
-              <w:t xml:space="preserve">52</w:t>
+              <w:t>52</w:t>
             </w:r>
           </w:p>
         </w:tc>
@@ -15305,7 +15319,7 @@
                 <w:sz w:val="20"/>
                 <w:szCs w:val="20"/>
               </w:rPr>
-              <w:t xml:space="preserve">134-148</w:t>
+              <w:t>132-145</w:t>
             </w:r>
           </w:p>
         </w:tc>
@@ -15333,7 +15347,7 @@
                 <w:sz w:val="20"/>
                 <w:szCs w:val="20"/>
               </w:rPr>
-              <w:t xml:space="preserve">159-174</w:t>
+              <w:t>158-172</w:t>
             </w:r>
           </w:p>
         </w:tc>
@@ -15361,7 +15375,7 @@
                 <w:sz w:val="20"/>
                 <w:szCs w:val="20"/>
               </w:rPr>
-              <w:t xml:space="preserve">Slightly lower max HR</w:t>
+              <w:t>Slightly lower max HR</w:t>
             </w:r>
           </w:p>
         </w:tc>
@@ -15391,7 +15405,7 @@
                 <w:sz w:val="20"/>
                 <w:szCs w:val="20"/>
               </w:rPr>
-              <w:t xml:space="preserve">200</w:t>
+              <w:t>200</w:t>
             </w:r>
           </w:p>
         </w:tc>
@@ -15419,7 +15433,7 @@
                 <w:sz w:val="20"/>
                 <w:szCs w:val="20"/>
               </w:rPr>
-              <w:t xml:space="preserve">55</w:t>
+              <w:t>55</w:t>
             </w:r>
           </w:p>
         </w:tc>
@@ -15447,7 +15461,7 @@
                 <w:sz w:val="20"/>
                 <w:szCs w:val="20"/>
               </w:rPr>
-              <w:t xml:space="preserve">148-162</w:t>
+              <w:t>142-157</w:t>
             </w:r>
           </w:p>
         </w:tc>
@@ -15475,7 +15489,7 @@
                 <w:sz w:val="20"/>
                 <w:szCs w:val="20"/>
               </w:rPr>
-              <w:t xml:space="preserve">175-190</w:t>
+              <w:t>171-185</w:t>
             </w:r>
           </w:p>
         </w:tc>
@@ -15503,7 +15517,7 @@
                 <w:sz w:val="20"/>
                 <w:szCs w:val="20"/>
               </w:rPr>
-              <w:t xml:space="preserve">High max HR, higher resting HR</w:t>
+              <w:t>High max HR, higher resting HR</w:t>
             </w:r>
           </w:p>
         </w:tc>
@@ -15533,7 +15547,7 @@
                 <w:sz w:val="20"/>
                 <w:szCs w:val="20"/>
               </w:rPr>
-              <w:t xml:space="preserve">192</w:t>
+              <w:t>192</w:t>
             </w:r>
           </w:p>
         </w:tc>
@@ -15561,7 +15575,7 @@
                 <w:sz w:val="20"/>
                 <w:szCs w:val="20"/>
               </w:rPr>
-              <w:t xml:space="preserve">40</w:t>
+              <w:t>40</w:t>
             </w:r>
           </w:p>
         </w:tc>
@@ -15589,7 +15603,7 @@
                 <w:sz w:val="20"/>
                 <w:szCs w:val="20"/>
               </w:rPr>
-              <w:t xml:space="preserve">135-150</w:t>
+              <w:t>131-146</w:t>
             </w:r>
           </w:p>
         </w:tc>
@@ -15617,7 +15631,7 @@
                 <w:sz w:val="20"/>
                 <w:szCs w:val="20"/>
               </w:rPr>
-              <w:t xml:space="preserve">164-179</w:t>
+              <w:t>162-177</w:t>
             </w:r>
           </w:p>
         </w:tc>
@@ -15645,7 +15659,7 @@
                 <w:sz w:val="20"/>
                 <w:szCs w:val="20"/>
               </w:rPr>
-              <w:t xml:space="preserve">Low resting HR, very fit state</w:t>
+              <w:t>Low resting HR, very fit state</w:t>
             </w:r>
           </w:p>
         </w:tc>
@@ -15675,7 +15689,7 @@
                 <w:sz w:val="20"/>
                 <w:szCs w:val="20"/>
               </w:rPr>
-              <w:t xml:space="preserve">192</w:t>
+              <w:t>192</w:t>
             </w:r>
           </w:p>
         </w:tc>
@@ -15703,7 +15717,7 @@
                 <w:sz w:val="20"/>
                 <w:szCs w:val="20"/>
               </w:rPr>
-              <w:t xml:space="preserve">60</w:t>
+              <w:t>60</w:t>
             </w:r>
           </w:p>
         </w:tc>
@@ -15731,7 +15745,7 @@
                 <w:sz w:val="20"/>
                 <w:szCs w:val="20"/>
               </w:rPr>
-              <w:t xml:space="preserve">127-141</w:t>
+              <w:t>139-152</w:t>
             </w:r>
           </w:p>
         </w:tc>
@@ -15759,7 +15773,7 @@
                 <w:sz w:val="20"/>
                 <w:szCs w:val="20"/>
               </w:rPr>
-              <w:t xml:space="preserve">153-167</w:t>
+              <w:t>166-179</w:t>
             </w:r>
           </w:p>
         </w:tc>
@@ -15787,7 +15801,7 @@
                 <w:sz w:val="20"/>
                 <w:szCs w:val="20"/>
               </w:rPr>
-              <w:t xml:space="preserve">High resting HR, fatigued state</w:t>
+              <w:t>High resting HR, fatigued state</w:t>
             </w:r>
           </w:p>
         </w:tc>
@@ -15817,7 +15831,7 @@
                 <w:sz w:val="20"/>
                 <w:szCs w:val="20"/>
               </w:rPr>
-              <w:t xml:space="preserve">180</w:t>
+              <w:t>180</w:t>
             </w:r>
           </w:p>
         </w:tc>
@@ -15845,7 +15859,7 @@
                 <w:sz w:val="20"/>
                 <w:szCs w:val="20"/>
               </w:rPr>
-              <w:t xml:space="preserve">55</w:t>
+              <w:t>55</w:t>
             </w:r>
           </w:p>
         </w:tc>
@@ -15873,7 +15887,7 @@
                 <w:sz w:val="20"/>
                 <w:szCs w:val="20"/>
               </w:rPr>
-              <w:t xml:space="preserve">118-131</w:t>
+              <w:t>130-143</w:t>
             </w:r>
           </w:p>
         </w:tc>
@@ -15901,7 +15915,7 @@
                 <w:sz w:val="20"/>
                 <w:szCs w:val="20"/>
               </w:rPr>
-              <w:t xml:space="preserve">143-156</w:t>
+              <w:t>155-167</w:t>
             </w:r>
           </w:p>
         </w:tc>
@@ -15929,7 +15943,7 @@
                 <w:sz w:val="20"/>
                 <w:szCs w:val="20"/>
               </w:rPr>
-              <w:t xml:space="preserve">Low max HR athlete</w:t>
+              <w:t>Low max HR athlete</w:t>
             </w:r>
           </w:p>
         </w:tc>

--- a/ApexCoach_Logic_Algorithm_Spec_v1.0.docx
+++ b/ApexCoach_Logic_Algorithm_Spec_v1.0.docx
@@ -14194,6 +14194,20 @@
                 <w:szCs w:val="17"/>
               </w:rPr>
               <w:t xml:space="preserve">IF any adaptive_health_check_score &gt;= 4:</w:t>
+            </w:r>
+          </w:p>
+          <w:p>
+            <w:pPr>
+              <w:spacing w:after="20" w:before="20"/>
+            </w:pPr>
+            <w:r>
+              <w:rPr>
+                <w:rFonts w:ascii="Courier New" w:cs="Courier New" w:eastAsia="Courier New" w:hAnsi="Courier New"/>
+                <w:color w:val="1A3A5C"/>
+                <w:sz w:val="17"/>
+                <w:szCs w:val="17"/>
+              </w:rPr>
+              <w:t xml:space="preserve">  (pain/discomfort-style questions only — high-is-bad direction. Does NOT apply to inverted questions like Recovery/Rest's wellbeing check, where a high score is good. See docs/adr/0012.)</w:t>
             </w:r>
           </w:p>
           <w:p>
